--- a/Administración de Sistemas/3-Scripting/T03-Menu BASH.docx
+++ b/Administración de Sistemas/3-Scripting/T03-Menu BASH.docx
@@ -1,6 +1,6 @@
 
 <file path=word/document.xml><?xml version="1.0" encoding="utf-8"?>
-<w:document xmlns:o="urn:schemas-microsoft-com:office:office" xmlns:r="http://schemas.openxmlformats.org/officeDocument/2006/relationships" xmlns:v="urn:schemas-microsoft-com:vml" xmlns:w="http://schemas.openxmlformats.org/wordprocessingml/2006/main" xmlns:w10="urn:schemas-microsoft-com:office:word" xmlns:wp="http://schemas.openxmlformats.org/drawingml/2006/wordprocessingDrawing" xmlns:wps="http://schemas.microsoft.com/office/word/2010/wordprocessingShape" xmlns:wpg="http://schemas.microsoft.com/office/word/2010/wordprocessingGroup" xmlns:mc="http://schemas.openxmlformats.org/markup-compatibility/2006" xmlns:wp14="http://schemas.microsoft.com/office/word/2010/wordprocessingDrawing" xmlns:w14="http://schemas.microsoft.com/office/word/2010/wordml" mc:Ignorable="w14 wp14">
+<w:document xmlns:o="urn:schemas-microsoft-com:office:office" xmlns:r="http://schemas.openxmlformats.org/officeDocument/2006/relationships" xmlns:v="urn:schemas-microsoft-com:vml" xmlns:w="http://schemas.openxmlformats.org/wordprocessingml/2006/main" xmlns:w10="urn:schemas-microsoft-com:office:word" xmlns:wp="http://schemas.openxmlformats.org/drawingml/2006/wordprocessingDrawing" xmlns:wps="http://schemas.microsoft.com/office/word/2010/wordprocessingShape" xmlns:wpg="http://schemas.microsoft.com/office/word/2010/wordprocessingGroup" xmlns:mc="http://schemas.openxmlformats.org/markup-compatibility/2006" xmlns:wp14="http://schemas.microsoft.com/office/word/2010/wordprocessingDrawing" xmlns:w14="http://schemas.microsoft.com/office/word/2010/wordml" xmlns:w15="http://schemas.microsoft.com/office/word/2012/wordml" mc:Ignorable="w14 wp14 w15">
   <w:body>
     <w:p>
       <w:pPr>
@@ -87,8 +87,189 @@
           <w:szCs w:val="22"/>
           <w:lang w:val="es-ES"/>
         </w:rPr>
-        <w:t xml:space="preserve">Terás que realizar un programa en BASH que realice 5 accións diferentes (queda á túa escolla o que realizará cada unha destas opcións </w:t>
+        <w:t>Terás que realizar un programa en BASH que realice 5 accións diferentes (queda á túa escolla o que realizará cada unha destas opcións pero valorarase positivamente o traballo con ficheiros, comandos,...). Procura traballar co maior número de estruturas diferentes. Dito programa deberá cumprir co seguinte:</w:t>
       </w:r>
+    </w:p>
+    <w:p>
+      <w:pPr>
+        <w:pStyle w:val="ListParagraph"/>
+        <w:numPr>
+          <w:ilvl w:val="0"/>
+          <w:numId w:val="1"/>
+        </w:numPr>
+        <w:jc w:val="left"/>
+        <w:rPr>
+          <w:highlight w:val="none"/>
+          <w:shd w:fill="800080" w:val="clear"/>
+        </w:rPr>
+      </w:pPr>
+      <w:r>
+        <w:rPr>
+          <w:rFonts w:eastAsia="Calibri" w:cs="Calibri"/>
+          <w:b w:val="false"/>
+          <w:bCs w:val="false"/>
+          <w:i w:val="false"/>
+          <w:iCs w:val="false"/>
+          <w:color w:val="212529"/>
+          <w:sz w:val="22"/>
+          <w:szCs w:val="22"/>
+          <w:shd w:fill="800080" w:val="clear"/>
+          <w:lang w:val="es-ES"/>
+        </w:rPr>
+        <w:t>Limpar a pantalla antes de facer nada.</w:t>
+      </w:r>
+    </w:p>
+    <w:p>
+      <w:pPr>
+        <w:pStyle w:val="ListParagraph"/>
+        <w:numPr>
+          <w:ilvl w:val="0"/>
+          <w:numId w:val="1"/>
+        </w:numPr>
+        <w:jc w:val="left"/>
+        <w:rPr>
+          <w:highlight w:val="none"/>
+          <w:shd w:fill="800080" w:val="clear"/>
+        </w:rPr>
+      </w:pPr>
+      <w:r>
+        <w:rPr>
+          <w:rFonts w:eastAsia="Calibri" w:cs="Calibri"/>
+          <w:b w:val="false"/>
+          <w:bCs w:val="false"/>
+          <w:i w:val="false"/>
+          <w:iCs w:val="false"/>
+          <w:color w:val="212529"/>
+          <w:sz w:val="22"/>
+          <w:szCs w:val="22"/>
+          <w:shd w:fill="800080" w:val="clear"/>
+          <w:lang w:val="es-ES"/>
+        </w:rPr>
+        <w:t>Amosar o menú coas diferentes opcións.</w:t>
+      </w:r>
+    </w:p>
+    <w:p>
+      <w:pPr>
+        <w:pStyle w:val="ListParagraph"/>
+        <w:numPr>
+          <w:ilvl w:val="0"/>
+          <w:numId w:val="1"/>
+        </w:numPr>
+        <w:jc w:val="left"/>
+        <w:rPr>
+          <w:highlight w:val="none"/>
+          <w:shd w:fill="800080" w:val="clear"/>
+        </w:rPr>
+      </w:pPr>
+      <w:r>
+        <w:rPr>
+          <w:rFonts w:eastAsia="Calibri" w:cs="Calibri"/>
+          <w:b w:val="false"/>
+          <w:bCs w:val="false"/>
+          <w:i w:val="false"/>
+          <w:iCs w:val="false"/>
+          <w:color w:val="212529"/>
+          <w:sz w:val="22"/>
+          <w:szCs w:val="22"/>
+          <w:shd w:fill="800080" w:val="clear"/>
+          <w:lang w:val="es-ES"/>
+        </w:rPr>
+        <w:t>Amosar unha condición de saída do programa.</w:t>
+      </w:r>
+    </w:p>
+    <w:p>
+      <w:pPr>
+        <w:pStyle w:val="ListParagraph"/>
+        <w:numPr>
+          <w:ilvl w:val="0"/>
+          <w:numId w:val="1"/>
+        </w:numPr>
+        <w:jc w:val="left"/>
+        <w:rPr>
+          <w:highlight w:val="none"/>
+          <w:shd w:fill="800080" w:val="clear"/>
+        </w:rPr>
+      </w:pPr>
+      <w:r>
+        <w:rPr>
+          <w:rFonts w:eastAsia="Calibri" w:cs="Calibri"/>
+          <w:b w:val="false"/>
+          <w:bCs w:val="false"/>
+          <w:i w:val="false"/>
+          <w:iCs w:val="false"/>
+          <w:color w:val="212529"/>
+          <w:sz w:val="22"/>
+          <w:szCs w:val="22"/>
+          <w:shd w:fill="800080" w:val="clear"/>
+          <w:lang w:val="es-ES"/>
+        </w:rPr>
+        <w:t>Tratar os casos diferentes.</w:t>
+      </w:r>
+    </w:p>
+    <w:p>
+      <w:pPr>
+        <w:pStyle w:val="ListParagraph"/>
+        <w:numPr>
+          <w:ilvl w:val="0"/>
+          <w:numId w:val="1"/>
+        </w:numPr>
+        <w:jc w:val="left"/>
+        <w:rPr>
+          <w:highlight w:val="none"/>
+          <w:shd w:fill="800080" w:val="clear"/>
+        </w:rPr>
+      </w:pPr>
+      <w:r>
+        <w:rPr>
+          <w:rFonts w:eastAsia="Calibri" w:cs="Calibri"/>
+          <w:b w:val="false"/>
+          <w:bCs w:val="false"/>
+          <w:i w:val="false"/>
+          <w:iCs w:val="false"/>
+          <w:color w:val="212529"/>
+          <w:sz w:val="22"/>
+          <w:szCs w:val="22"/>
+          <w:shd w:fill="800080" w:val="clear"/>
+          <w:lang w:val="es-ES"/>
+        </w:rPr>
+        <w:t>Deberá executarse todo o rato ata que o usuario decida saír do programa.</w:t>
+      </w:r>
+    </w:p>
+    <w:p>
+      <w:pPr>
+        <w:pStyle w:val="ListParagraph"/>
+        <w:numPr>
+          <w:ilvl w:val="0"/>
+          <w:numId w:val="1"/>
+        </w:numPr>
+        <w:jc w:val="left"/>
+        <w:rPr>
+          <w:highlight w:val="none"/>
+          <w:shd w:fill="800080" w:val="clear"/>
+        </w:rPr>
+      </w:pPr>
+      <w:r>
+        <w:rPr>
+          <w:rFonts w:eastAsia="Calibri" w:cs="Calibri"/>
+          <w:b w:val="false"/>
+          <w:bCs w:val="false"/>
+          <w:i w:val="false"/>
+          <w:iCs w:val="false"/>
+          <w:color w:val="212529"/>
+          <w:sz w:val="22"/>
+          <w:szCs w:val="22"/>
+          <w:shd w:fill="800080" w:val="clear"/>
+          <w:lang w:val="es-ES"/>
+        </w:rPr>
+        <w:t>Usar funcións na medida do posible.</w:t>
+      </w:r>
+    </w:p>
+    <w:p>
+      <w:pPr>
+        <w:pStyle w:val="Normal"/>
+        <w:jc w:val="left"/>
+        <w:rPr/>
+      </w:pPr>
       <w:r>
         <w:rPr>
           <w:rFonts w:eastAsia="Calibri" w:cs="Calibri"/>
@@ -101,285 +282,6 @@
           <w:szCs w:val="22"/>
           <w:lang w:val="es-ES"/>
         </w:rPr>
-        <w:t>pero valorarase positivamente o traballo con ficheiros, comandos,...</w:t>
-      </w:r>
-      <w:r>
-        <w:rPr>
-          <w:rFonts w:eastAsia="Calibri" w:cs="Calibri"/>
-          <w:b w:val="false"/>
-          <w:bCs w:val="false"/>
-          <w:i w:val="false"/>
-          <w:iCs w:val="false"/>
-          <w:color w:val="212529"/>
-          <w:sz w:val="22"/>
-          <w:szCs w:val="22"/>
-          <w:lang w:val="es-ES"/>
-        </w:rPr>
-        <w:t xml:space="preserve">). </w:t>
-      </w:r>
-      <w:r>
-        <w:rPr>
-          <w:rFonts w:eastAsia="Calibri" w:cs="Calibri"/>
-          <w:b w:val="false"/>
-          <w:bCs w:val="false"/>
-          <w:i w:val="false"/>
-          <w:iCs w:val="false"/>
-          <w:color w:val="212529"/>
-          <w:sz w:val="22"/>
-          <w:szCs w:val="22"/>
-          <w:lang w:val="es-ES"/>
-        </w:rPr>
-        <w:t xml:space="preserve">Procura traballar co maior número de estruturas diferentes. </w:t>
-      </w:r>
-      <w:r>
-        <w:rPr>
-          <w:rFonts w:eastAsia="Calibri" w:cs="Calibri"/>
-          <w:b w:val="false"/>
-          <w:bCs w:val="false"/>
-          <w:i w:val="false"/>
-          <w:iCs w:val="false"/>
-          <w:color w:val="212529"/>
-          <w:sz w:val="22"/>
-          <w:szCs w:val="22"/>
-          <w:lang w:val="es-ES"/>
-        </w:rPr>
-        <w:t>Dito programa deberá cumprir co seguinte:</w:t>
-      </w:r>
-    </w:p>
-    <w:p>
-      <w:pPr>
-        <w:pStyle w:val="ListParagraph"/>
-        <w:numPr>
-          <w:ilvl w:val="0"/>
-          <w:numId w:val="1"/>
-        </w:numPr>
-        <w:jc w:val="left"/>
-        <w:rPr>
-          <w:rFonts w:ascii="Calibri" w:hAnsi="Calibri" w:eastAsia="Calibri" w:cs="Calibri" w:asciiTheme="minorAscii" w:cstheme="minorAscii" w:eastAsiaTheme="minorAscii" w:hAnsiTheme="minorAscii"/>
-          <w:b w:val="false"/>
-          <w:b w:val="false"/>
-          <w:bCs w:val="false"/>
-          <w:i w:val="false"/>
-          <w:i w:val="false"/>
-          <w:iCs w:val="false"/>
-          <w:color w:val="212529"/>
-          <w:sz w:val="22"/>
-          <w:szCs w:val="22"/>
-        </w:rPr>
-      </w:pPr>
-      <w:r>
-        <w:rPr>
-          <w:rFonts w:eastAsia="Calibri" w:cs="Calibri"/>
-          <w:b w:val="false"/>
-          <w:bCs w:val="false"/>
-          <w:i w:val="false"/>
-          <w:iCs w:val="false"/>
-          <w:color w:val="212529"/>
-          <w:sz w:val="22"/>
-          <w:szCs w:val="22"/>
-          <w:lang w:val="es-ES"/>
-        </w:rPr>
-        <w:t>Limpar a pantalla antes de facer nada.</w:t>
-      </w:r>
-    </w:p>
-    <w:p>
-      <w:pPr>
-        <w:pStyle w:val="ListParagraph"/>
-        <w:numPr>
-          <w:ilvl w:val="0"/>
-          <w:numId w:val="1"/>
-        </w:numPr>
-        <w:jc w:val="left"/>
-        <w:rPr>
-          <w:rFonts w:ascii="Calibri" w:hAnsi="Calibri" w:eastAsia="Calibri" w:cs="Calibri" w:asciiTheme="minorAscii" w:cstheme="minorAscii" w:eastAsiaTheme="minorAscii" w:hAnsiTheme="minorAscii"/>
-          <w:b w:val="false"/>
-          <w:b w:val="false"/>
-          <w:bCs w:val="false"/>
-          <w:i w:val="false"/>
-          <w:i w:val="false"/>
-          <w:iCs w:val="false"/>
-          <w:color w:val="212529"/>
-          <w:sz w:val="22"/>
-          <w:szCs w:val="22"/>
-        </w:rPr>
-      </w:pPr>
-      <w:r>
-        <w:rPr>
-          <w:rFonts w:eastAsia="Calibri" w:cs="Calibri"/>
-          <w:b w:val="false"/>
-          <w:bCs w:val="false"/>
-          <w:i w:val="false"/>
-          <w:iCs w:val="false"/>
-          <w:color w:val="212529"/>
-          <w:sz w:val="22"/>
-          <w:szCs w:val="22"/>
-          <w:lang w:val="es-ES"/>
-        </w:rPr>
-        <w:t>Amosar o menú coas diferentes opcións.</w:t>
-      </w:r>
-    </w:p>
-    <w:p>
-      <w:pPr>
-        <w:pStyle w:val="ListParagraph"/>
-        <w:numPr>
-          <w:ilvl w:val="0"/>
-          <w:numId w:val="1"/>
-        </w:numPr>
-        <w:jc w:val="left"/>
-        <w:rPr>
-          <w:rFonts w:ascii="Calibri" w:hAnsi="Calibri" w:eastAsia="Calibri" w:cs="Calibri" w:asciiTheme="minorAscii" w:cstheme="minorAscii" w:eastAsiaTheme="minorAscii" w:hAnsiTheme="minorAscii"/>
-          <w:b w:val="false"/>
-          <w:b w:val="false"/>
-          <w:bCs w:val="false"/>
-          <w:i w:val="false"/>
-          <w:i w:val="false"/>
-          <w:iCs w:val="false"/>
-          <w:color w:val="212529"/>
-          <w:sz w:val="22"/>
-          <w:szCs w:val="22"/>
-        </w:rPr>
-      </w:pPr>
-      <w:r>
-        <w:rPr>
-          <w:rFonts w:eastAsia="Calibri" w:cs="Calibri"/>
-          <w:b w:val="false"/>
-          <w:bCs w:val="false"/>
-          <w:i w:val="false"/>
-          <w:iCs w:val="false"/>
-          <w:color w:val="212529"/>
-          <w:sz w:val="22"/>
-          <w:szCs w:val="22"/>
-          <w:lang w:val="es-ES"/>
-        </w:rPr>
-        <w:t>Amosar unha condición de saída do programa.</w:t>
-      </w:r>
-    </w:p>
-    <w:p>
-      <w:pPr>
-        <w:pStyle w:val="ListParagraph"/>
-        <w:numPr>
-          <w:ilvl w:val="0"/>
-          <w:numId w:val="1"/>
-        </w:numPr>
-        <w:jc w:val="left"/>
-        <w:rPr>
-          <w:rFonts w:ascii="Calibri" w:hAnsi="Calibri" w:eastAsia="Calibri" w:cs="Calibri" w:asciiTheme="minorAscii" w:cstheme="minorAscii" w:eastAsiaTheme="minorAscii" w:hAnsiTheme="minorAscii"/>
-          <w:b w:val="false"/>
-          <w:b w:val="false"/>
-          <w:bCs w:val="false"/>
-          <w:i w:val="false"/>
-          <w:i w:val="false"/>
-          <w:iCs w:val="false"/>
-          <w:color w:val="212529"/>
-          <w:sz w:val="22"/>
-          <w:szCs w:val="22"/>
-        </w:rPr>
-      </w:pPr>
-      <w:r>
-        <w:rPr>
-          <w:rFonts w:eastAsia="Calibri" w:cs="Calibri"/>
-          <w:b w:val="false"/>
-          <w:bCs w:val="false"/>
-          <w:i w:val="false"/>
-          <w:iCs w:val="false"/>
-          <w:color w:val="212529"/>
-          <w:sz w:val="22"/>
-          <w:szCs w:val="22"/>
-          <w:lang w:val="es-ES"/>
-        </w:rPr>
-        <w:t>Tratar os casos diferentes.</w:t>
-      </w:r>
-    </w:p>
-    <w:p>
-      <w:pPr>
-        <w:pStyle w:val="ListParagraph"/>
-        <w:numPr>
-          <w:ilvl w:val="0"/>
-          <w:numId w:val="1"/>
-        </w:numPr>
-        <w:jc w:val="left"/>
-        <w:rPr>
-          <w:rFonts w:ascii="Calibri" w:hAnsi="Calibri" w:eastAsia="Calibri" w:cs="Calibri" w:asciiTheme="minorAscii" w:cstheme="minorAscii" w:eastAsiaTheme="minorAscii" w:hAnsiTheme="minorAscii"/>
-          <w:b w:val="false"/>
-          <w:b w:val="false"/>
-          <w:bCs w:val="false"/>
-          <w:i w:val="false"/>
-          <w:i w:val="false"/>
-          <w:iCs w:val="false"/>
-          <w:color w:val="212529"/>
-          <w:sz w:val="22"/>
-          <w:szCs w:val="22"/>
-        </w:rPr>
-      </w:pPr>
-      <w:r>
-        <w:rPr>
-          <w:rFonts w:eastAsia="Calibri" w:cs="Calibri"/>
-          <w:b w:val="false"/>
-          <w:bCs w:val="false"/>
-          <w:i w:val="false"/>
-          <w:iCs w:val="false"/>
-          <w:color w:val="212529"/>
-          <w:sz w:val="22"/>
-          <w:szCs w:val="22"/>
-          <w:lang w:val="es-ES"/>
-        </w:rPr>
-        <w:t>Deberá executarse todo o rato ata que o usuario decida saír do programa.</w:t>
-      </w:r>
-    </w:p>
-    <w:p>
-      <w:pPr>
-        <w:pStyle w:val="ListParagraph"/>
-        <w:numPr>
-          <w:ilvl w:val="0"/>
-          <w:numId w:val="1"/>
-        </w:numPr>
-        <w:jc w:val="left"/>
-        <w:rPr>
-          <w:rFonts w:ascii="Calibri" w:hAnsi="Calibri" w:eastAsia="Calibri" w:cs="Calibri" w:asciiTheme="minorAscii" w:cstheme="minorAscii" w:eastAsiaTheme="minorAscii" w:hAnsiTheme="minorAscii"/>
-          <w:b w:val="false"/>
-          <w:b w:val="false"/>
-          <w:bCs w:val="false"/>
-          <w:i w:val="false"/>
-          <w:i w:val="false"/>
-          <w:iCs w:val="false"/>
-          <w:color w:val="212529"/>
-          <w:sz w:val="22"/>
-          <w:szCs w:val="22"/>
-        </w:rPr>
-      </w:pPr>
-      <w:r>
-        <w:rPr>
-          <w:rFonts w:eastAsia="Calibri" w:cs="Calibri"/>
-          <w:b w:val="false"/>
-          <w:bCs w:val="false"/>
-          <w:i w:val="false"/>
-          <w:iCs w:val="false"/>
-          <w:color w:val="212529"/>
-          <w:sz w:val="22"/>
-          <w:szCs w:val="22"/>
-          <w:lang w:val="es-ES"/>
-        </w:rPr>
-        <w:t>Usar funcións na medida do posible.</w:t>
-      </w:r>
-    </w:p>
-    <w:p>
-      <w:pPr>
-        <w:pStyle w:val="Normal"/>
-        <w:jc w:val="left"/>
-        <w:rPr/>
-      </w:pPr>
-      <w:r>
-        <w:rPr>
-          <w:rFonts w:eastAsia="Calibri" w:cs="Calibri"/>
-          <w:b w:val="false"/>
-          <w:bCs w:val="false"/>
-          <w:i w:val="false"/>
-          <w:iCs w:val="false"/>
-          <w:color w:val="212529"/>
-          <w:sz w:val="22"/>
-          <w:szCs w:val="22"/>
-          <w:lang w:val="es-ES"/>
-        </w:rPr>
         <w:t>Terás que subir un arquivo co código e co seguinte nomeado:</w:t>
       </w:r>
     </w:p>
@@ -420,7 +322,7 @@
     <w:sectPr>
       <w:type w:val="nextPage"/>
       <w:pgSz w:w="11906" w:h="16838"/>
-      <w:pgMar w:left="1440" w:right="1440" w:header="0" w:top="1440" w:footer="0" w:bottom="1440" w:gutter="0"/>
+      <w:pgMar w:left="1440" w:right="1440" w:gutter="0" w:header="0" w:top="1440" w:footer="0" w:bottom="1440"/>
       <w:pgNumType w:fmt="decimal"/>
       <w:formProt w:val="false"/>
       <w:textDirection w:val="lrTb"/>
@@ -431,7 +333,7 @@
 </file>
 
 <file path=word/numbering.xml><?xml version="1.0" encoding="utf-8"?>
-<w:numbering xmlns:w="http://schemas.openxmlformats.org/wordprocessingml/2006/main" xmlns:o="urn:schemas-microsoft-com:office:office" xmlns:r="http://schemas.openxmlformats.org/officeDocument/2006/relationships" xmlns:v="urn:schemas-microsoft-com:vml">
+<w:numbering xmlns:w="http://schemas.openxmlformats.org/wordprocessingml/2006/main" xmlns:o="urn:schemas-microsoft-com:office:office" xmlns:r="http://schemas.openxmlformats.org/officeDocument/2006/relationships" xmlns:v="urn:schemas-microsoft-com:vml" xmlns:mc="http://schemas.openxmlformats.org/markup-compatibility/2006" xmlns:w14="http://schemas.microsoft.com/office/word/2010/wordml" mc:Ignorable="w14">
   <w:abstractNum w:abstractNumId="1">
     <w:lvl w:ilvl="0">
       <w:start w:val="1"/>
@@ -439,6 +341,9 @@
       <w:lvlText w:val=""/>
       <w:lvlJc w:val="left"/>
       <w:pPr>
+        <w:tabs>
+          <w:tab w:val="num" w:pos="0"/>
+        </w:tabs>
         <w:ind w:left="720" w:hanging="360"/>
       </w:pPr>
       <w:rPr>
@@ -451,6 +356,9 @@
       <w:lvlText w:val="o"/>
       <w:lvlJc w:val="left"/>
       <w:pPr>
+        <w:tabs>
+          <w:tab w:val="num" w:pos="0"/>
+        </w:tabs>
         <w:ind w:left="1440" w:hanging="360"/>
       </w:pPr>
       <w:rPr>
@@ -463,6 +371,9 @@
       <w:lvlText w:val=""/>
       <w:lvlJc w:val="left"/>
       <w:pPr>
+        <w:tabs>
+          <w:tab w:val="num" w:pos="0"/>
+        </w:tabs>
         <w:ind w:left="2160" w:hanging="360"/>
       </w:pPr>
       <w:rPr>
@@ -475,6 +386,9 @@
       <w:lvlText w:val=""/>
       <w:lvlJc w:val="left"/>
       <w:pPr>
+        <w:tabs>
+          <w:tab w:val="num" w:pos="0"/>
+        </w:tabs>
         <w:ind w:left="2880" w:hanging="360"/>
       </w:pPr>
       <w:rPr>
@@ -487,6 +401,9 @@
       <w:lvlText w:val="o"/>
       <w:lvlJc w:val="left"/>
       <w:pPr>
+        <w:tabs>
+          <w:tab w:val="num" w:pos="0"/>
+        </w:tabs>
         <w:ind w:left="3600" w:hanging="360"/>
       </w:pPr>
       <w:rPr>
@@ -499,6 +416,9 @@
       <w:lvlText w:val=""/>
       <w:lvlJc w:val="left"/>
       <w:pPr>
+        <w:tabs>
+          <w:tab w:val="num" w:pos="0"/>
+        </w:tabs>
         <w:ind w:left="4320" w:hanging="360"/>
       </w:pPr>
       <w:rPr>
@@ -511,6 +431,9 @@
       <w:lvlText w:val=""/>
       <w:lvlJc w:val="left"/>
       <w:pPr>
+        <w:tabs>
+          <w:tab w:val="num" w:pos="0"/>
+        </w:tabs>
         <w:ind w:left="5040" w:hanging="360"/>
       </w:pPr>
       <w:rPr>
@@ -523,6 +446,9 @@
       <w:lvlText w:val="o"/>
       <w:lvlJc w:val="left"/>
       <w:pPr>
+        <w:tabs>
+          <w:tab w:val="num" w:pos="0"/>
+        </w:tabs>
         <w:ind w:left="5760" w:hanging="360"/>
       </w:pPr>
       <w:rPr>
@@ -535,6 +461,9 @@
       <w:lvlText w:val=""/>
       <w:lvlJc w:val="left"/>
       <w:pPr>
+        <w:tabs>
+          <w:tab w:val="num" w:pos="0"/>
+        </w:tabs>
         <w:ind w:left="6480" w:hanging="360"/>
       </w:pPr>
       <w:rPr>
@@ -550,6 +479,9 @@
       <w:lvlText w:val=""/>
       <w:lvlJc w:val="left"/>
       <w:pPr>
+        <w:tabs>
+          <w:tab w:val="num" w:pos="0"/>
+        </w:tabs>
         <w:ind w:left="0" w:hanging="0"/>
       </w:pPr>
     </w:lvl>
@@ -560,6 +492,9 @@
       <w:lvlText w:val=""/>
       <w:lvlJc w:val="left"/>
       <w:pPr>
+        <w:tabs>
+          <w:tab w:val="num" w:pos="0"/>
+        </w:tabs>
         <w:ind w:left="0" w:hanging="0"/>
       </w:pPr>
     </w:lvl>
@@ -570,6 +505,9 @@
       <w:lvlText w:val=""/>
       <w:lvlJc w:val="left"/>
       <w:pPr>
+        <w:tabs>
+          <w:tab w:val="num" w:pos="0"/>
+        </w:tabs>
         <w:ind w:left="0" w:hanging="0"/>
       </w:pPr>
     </w:lvl>
@@ -580,6 +518,9 @@
       <w:lvlText w:val=""/>
       <w:lvlJc w:val="left"/>
       <w:pPr>
+        <w:tabs>
+          <w:tab w:val="num" w:pos="0"/>
+        </w:tabs>
         <w:ind w:left="0" w:hanging="0"/>
       </w:pPr>
     </w:lvl>
@@ -590,6 +531,9 @@
       <w:lvlText w:val=""/>
       <w:lvlJc w:val="left"/>
       <w:pPr>
+        <w:tabs>
+          <w:tab w:val="num" w:pos="0"/>
+        </w:tabs>
         <w:ind w:left="0" w:hanging="0"/>
       </w:pPr>
     </w:lvl>
@@ -600,6 +544,9 @@
       <w:lvlText w:val=""/>
       <w:lvlJc w:val="left"/>
       <w:pPr>
+        <w:tabs>
+          <w:tab w:val="num" w:pos="0"/>
+        </w:tabs>
         <w:ind w:left="0" w:hanging="0"/>
       </w:pPr>
     </w:lvl>
@@ -610,6 +557,9 @@
       <w:lvlText w:val=""/>
       <w:lvlJc w:val="left"/>
       <w:pPr>
+        <w:tabs>
+          <w:tab w:val="num" w:pos="0"/>
+        </w:tabs>
         <w:ind w:left="0" w:hanging="0"/>
       </w:pPr>
     </w:lvl>
@@ -620,6 +570,9 @@
       <w:lvlText w:val=""/>
       <w:lvlJc w:val="left"/>
       <w:pPr>
+        <w:tabs>
+          <w:tab w:val="num" w:pos="0"/>
+        </w:tabs>
         <w:ind w:left="0" w:hanging="0"/>
       </w:pPr>
     </w:lvl>
@@ -630,6 +583,9 @@
       <w:lvlText w:val=""/>
       <w:lvlJc w:val="left"/>
       <w:pPr>
+        <w:tabs>
+          <w:tab w:val="num" w:pos="0"/>
+        </w:tabs>
         <w:ind w:left="0" w:hanging="0"/>
       </w:pPr>
     </w:lvl>
@@ -655,7 +611,9 @@
       </w:rPr>
     </w:rPrDefault>
     <w:pPrDefault>
-      <w:pPr/>
+      <w:pPr>
+        <w:suppressAutoHyphens w:val="true"/>
+      </w:pPr>
     </w:pPrDefault>
   </w:docDefaults>
   <w:latentStyles w:defLockedState="0" w:defUIPriority="99" w:defSemiHidden="0" w:defUnhideWhenUsed="0" w:defQFormat="0" w:count="371">
@@ -1081,7 +1039,6 @@
   <w:style w:type="character" w:styleId="Heading2Char" w:customStyle="1">
     <w:name w:val="Heading 2 Char"/>
     <w:basedOn w:val="DefaultParagraphFont"/>
-    <w:link w:val="Heading2"/>
     <w:uiPriority w:val="9"/>
     <w:qFormat/>
     <w:rPr>
@@ -1094,7 +1051,7 @@
   <w:style w:type="paragraph" w:styleId="Ttulo">
     <w:name w:val="Título"/>
     <w:basedOn w:val="Normal"/>
-    <w:next w:val="Cuerpodetexto"/>
+    <w:next w:val="Corpo"/>
     <w:qFormat/>
     <w:pPr>
       <w:keepNext w:val="true"/>
@@ -1106,7 +1063,7 @@
       <w:szCs w:val="28"/>
     </w:rPr>
   </w:style>
-  <w:style w:type="paragraph" w:styleId="Cuerpodetexto">
+  <w:style w:type="paragraph" w:styleId="Corpo">
     <w:name w:val="Body Text"/>
     <w:basedOn w:val="Normal"/>
     <w:pPr>
@@ -1116,13 +1073,13 @@
   </w:style>
   <w:style w:type="paragraph" w:styleId="Lista">
     <w:name w:val="List"/>
-    <w:basedOn w:val="Cuerpodetexto"/>
+    <w:basedOn w:val="Corpo"/>
     <w:pPr/>
     <w:rPr>
       <w:rFonts w:cs="Arial"/>
     </w:rPr>
   </w:style>
-  <w:style w:type="paragraph" w:styleId="Leyenda">
+  <w:style w:type="paragraph" w:styleId="Lenda">
     <w:name w:val="Caption"/>
     <w:basedOn w:val="Normal"/>
     <w:qFormat/>
@@ -1174,7 +1131,6 @@
     <w:semiHidden/>
     <w:unhideWhenUsed/>
     <w:tblPr>
-      <w:tblInd w:w="0" w:type="dxa"/>
       <w:tblCellMar>
         <w:top w:w="0" w:type="dxa"/>
         <w:left w:w="108" w:type="dxa"/>
